--- a/중국어_대화문/5부_docx/5부_08화_뤄전방의_몰락.docx
+++ b/중국어_대화문/5부_docx/5부_08화_뤄전방의_몰락.docx
@@ -18,7 +18,7 @@
         <w:t>등장인물:</w:t>
       </w:r>
       <w:r>
-        <w:t xml:space="preserve"> 선즈위안 沈知远(41세, 중앙위원 겸 재정부장) / 청시 程曦(26세, 재정부장 판공실 비서) / 리위퉁 李雨桐(35세, 재정부장 판공실 참모) / 젠리신 简立新(50대 초반, 재정부 법규사 사장) / 추원타오 邱文涛(40대 후반, 북원광업그룹 부총재 겸 법무총괄) / 루 조사팀장 陆组长(50대 후반, 중앙 합동조사조 조장) / 뤄전방 骆振邦(58세, 북원광업그룹 회장) / 뤼 경관 吕警官(30대, 공항 출입국 심사 민경) / 샤오항 小杭(30대 중반, 뤄청예의 비서, 전화 목소리)</w:t>
+        <w:t xml:space="preserve"> 선즈위안 沈知远(41세, 중앙위원 겸 재정부장) / 청시 程曦(27세, 재정부장 판공실 비서) / 리위퉁 李雨桐(36세, 재정부장 판공실 참모) / 젠리신 简立新(50대 초반, 재정부 법규사 사장) / 추원타오 邱文涛(40대 후반, 북원광업그룹 부총재 겸 법무총괄) / 루 조사팀장 陆组长(50대 후반, 중앙 합동조사조 조장) / 뤄전방 骆振邦(58세, 북원광업그룹 회장) / 뤼 경관 吕警官(30대, 공항 출입국 심사 민경) / 샤오항 小杭(30대 초반, 뤄청예의 비서, 전화 목소리)</w:t>
       </w:r>
     </w:p>
     <w:p>
